--- a/rapports/16_02_2026/BALDE/coh_EQ35_sup_101101000044.docx
+++ b/rapports/16_02_2026/BALDE/coh_EQ35_sup_101101000044.docx
@@ -25,7 +25,7 @@
         <w:br/>
         <w:t>Grappe: 101101000044</w:t>
         <w:br/>
-        <w:t>Date: 16/02/2026 a 12:41</w:t>
+        <w:t>Date: 16/02/2026 a 12:58</w:t>
       </w:r>
     </w:p>
     <w:p/>

--- a/rapports/16_02_2026/BALDE/coh_EQ35_sup_101101000044.docx
+++ b/rapports/16_02_2026/BALDE/coh_EQ35_sup_101101000044.docx
@@ -25,7 +25,7 @@
         <w:br/>
         <w:t>Grappe: 101101000044</w:t>
         <w:br/>
-        <w:t>Date: 16/02/2026 a 12:58</w:t>
+        <w:t>Date: 16/02/2026 a 13:05</w:t>
       </w:r>
     </w:p>
     <w:p/>
@@ -1026,7 +1026,7 @@
         <w:rPr>
           <w:sz w:val="20"/>
         </w:rPr>
-        <w:t>- Attention ! Le prix unitaire d'achat (1150 Fcfa) de Beurre en Pot (Petit) est relativement faible par rapport aux autres prix observés dans cette zone. Prière de corriger ou de confirmer avec le QG. Attention ! Le prix unitaire d'achat (12.5 Fcfa) de Beignets de maïs, mil, haricot en Pièce (Moyen) est relativement faible par rapport aux autres prix observés dans cette zone. Prière de corriger ou de confirmer avec le QG. Attention ! Le prix unitaire d'achat (25 Fcfa) de Citron en Pièce (Moyen) est relativement faible par rapport aux autres prix observés dans cette zone. Prière de corriger ou de confirmer avec le QG. Attention ! Le prix unitaire d'achat (50 Fcfa) de Choux en Morceau (Portion) (Petit) est relativement faible par rapport aux autres prix observés dans cette zone. Prière de corriger ou de confirmer avec le QG. Attention ! Le prix unitaire d'achat (600 Fcfa) de Huile de soja  en Litre (taille unique) est relativement faible par rapport aux autres prix observés dans cette zone. Prière de corriger ou de confirmer avec le QG. Avertissement!! le prix unitaire (100 Fcfa) de Thé en sachet (unité: Sachets) de taille Moyen est très faible ou élevé. Prière de corriger ou de confirmer avec le QG. Avertissement!!! Le ménage a consommé 15 Pièce Petit de Caramel, bonbons, confiseries, etc., cette quantité semble anormale pour une consommation des 7 derniers jours.Prière de corriger ou de confirmer avec le QG. Avertissement!!!Le ménage a consommé 75 Kg de taille unique de Sel  ce qui semble incoherent pour une consommation aucours des 7 derniers jours, prière de verifier et corriger. Avertissement!!! Le ménage a consommé 75 Kg taille unique de Sel, cette quantité semble anormale pour une consommation des 7 derniers jours.Prière de corriger ou de confirmer avec le QG. Le prix d'achat unitaire (1.333333 Fcfa) de Sel en Sachets de taille Petit  est invraisemblable, prière de regarder les reponses prises dans les questions s07bq07a s07bq07b s07bq07c s07bq08 pour mieux corriger. Difficile de consommer le Sel en Kg taille unique prière de verifier. Incohérence!! Dans ce ménage, chaque individus consomme par jour 1.067227 Kg  de cereale; Prière de revoir les quantités prises de ces produits. Le ménage a consommé 18 Sac (50 Kg) taille unique de Riz importé parfumé, cette quantité semble anormale pour une consommation des 7 derniers jours. prière de verifier et corriger ou confirmer avec le QG.</w:t>
+        <w:t>- Attention ! Le prix unitaire d'achat (1150 Fcfa) de Beurre en Pot (Petit) est relativement faible par rapport aux autres prix observés dans cette zone. Prière de corriger ou de confirmer avec le QG. Attention ! Le prix unitaire d'achat (12.5 Fcfa) de Beignets de maïs, mil, haricot en Pièce (Moyen) est relativement faible par rapport aux autres prix observés dans cette zone. Prière de corriger ou de confirmer avec le QG. Attention ! Le prix unitaire d'achat (50 Fcfa) de Choux en Morceau (Portion) (Petit) est relativement faible par rapport aux autres prix observés dans cette zone. Prière de corriger ou de confirmer avec le QG. Attention ! Le prix unitaire d'achat (600 Fcfa) de Huile de soja  en Litre (taille unique) est relativement faible par rapport aux autres prix observés dans cette zone. Prière de corriger ou de confirmer avec le QG. Avertissement!! le prix unitaire (100 Fcfa) de Thé en sachet (unité: Sachets) de taille Moyen est très faible ou élevé. Prière de corriger ou de confirmer avec le QG. Avertissement!!! Le ménage a consommé 15 Pièce Petit de Caramel, bonbons, confiseries, etc., cette quantité semble anormale pour une consommation des 7 derniers jours.Prière de corriger ou de confirmer avec le QG. Avertissement!!!Le ménage a consommé 75 Kg de taille unique de Sel  ce qui semble incoherent pour une consommation aucours des 7 derniers jours, prière de verifier et corriger. Avertissement!!! Le ménage a consommé 75 Kg taille unique de Sel, cette quantité semble anormale pour une consommation des 7 derniers jours.Prière de corriger ou de confirmer avec le QG. Le prix d'achat unitaire (1.333333 Fcfa) de Sel en Sachets de taille Petit  est invraisemblable, prière de regarder les reponses prises dans les questions s07bq07a s07bq07b s07bq07c s07bq08 pour mieux corriger. Difficile de consommer le Sel en Kg taille unique prière de verifier. Incohérence!! Dans ce ménage, chaque individus consomme par jour 1.159664 Kg  de cereale; Prière de revoir les quantités prises de ces produits. Le ménage a consommé 18 Sac (50 Kg) taille unique de Riz importé parfumé, cette quantité semble anormale pour une consommation des 7 derniers jours. prière de verifier et corriger ou confirmer avec le QG.</w:t>
       </w:r>
     </w:p>
     <w:p>
@@ -1563,7 +1563,7 @@
         <w:rPr>
           <w:sz w:val="20"/>
         </w:rPr>
-        <w:t>- La dernière fois que vous avez acheté Beignets de maïs, mil, haricot est à l’école et semble exister dans les modalités, prière de prendre attache avec le QG pour plus d'explication afin de la classer bien.  La dernière fois que vous avez acheté Taro est à l’école et semble exister dans les modalités, prière de prendre attache avec le QG pour plus d'explication afin de la classer bien. Avertissement!! le prix unitaire (100 Fcfa) de Thé en sachet (unité: Sachets) de taille Petit est très faible ou élevé. Prière de corriger ou de confirmer avec le QG. Avertissement!!! Le ménage a consommé 10.5 Sachets Petit de Sucre en poudre , cette quantité semble anormale pour une consommation des 7 derniers jours.Prière de corriger ou de confirmer avec le QG. Avertissement!!! Le ménage a consommé 12 Pièce Petit de Caramel, bonbons, confiseries, etc., cette quantité semble anormale pour une consommation des 7 derniers jours.Prière de corriger ou de confirmer avec le QG.</w:t>
+        <w:t>- La dernière fois que vous avez acheté Beignets de maïs, mil, haricot est à l’école et semble exister dans les modalités, prière de prendre attache avec le QG pour plus d'explication afin de la classer bien.  La dernière fois que vous avez acheté Taro est à l’école et semble exister dans les modalités, prière de prendre attache avec le QG pour plus d'explication afin de la classer bien. Attention ! Le prix unitaire d'achat (25 Fcfa) de Poivre en Sachets (Petit) est relativement faible par rapport aux autres prix observés dans cette zone. Prière de corriger ou de confirmer avec le QG. Attention ! Le prix unitaire d'achat (50 Fcfa) de Carpe séchée en Pièce (Petit) est relativement faible par rapport aux autres prix observés dans cette zone. Prière de corriger ou de confirmer avec le QG. Avertissement!! le prix unitaire (100 Fcfa) de Thé en sachet (unité: Sachets) de taille Petit est très faible ou élevé. Prière de corriger ou de confirmer avec le QG. Avertissement!!! Le ménage a consommé 10.5 Sachets Petit de Sucre en poudre , cette quantité semble anormale pour une consommation des 7 derniers jours.Prière de corriger ou de confirmer avec le QG. Avertissement!!! Le ménage a consommé 12 Pièce Petit de Caramel, bonbons, confiseries, etc., cette quantité semble anormale pour une consommation des 7 derniers jours.Prière de corriger ou de confirmer avec le QG. Incohérence!! Dans ce ménage, chaque individus consomme par jour .6 Kg  de cereale; Prière de revoir les quantités prises de ces produits. Incohérence!! Dans ce ménage, chaque individus consomme par jour .6 Kg  de cereale; Prière de revoir les quantités prises de ces produits.</w:t>
       </w:r>
     </w:p>
     <w:p>
@@ -2045,7 +2045,7 @@
         </w:rPr>
         <w:t xml:space="preserve">- Incohérence ! seulement les écoles gouvermentales paient les cotisations (Gouvernement, communauté, ONG ou organisation humanitaire). veuillez, s'il vous plait, confirmer cette information de FATOU SAGNA avec le QG ou apporter les corrections nécessaires. Dans les milieux urbains c'est peu probable de voir une école dont les élèves ou étudiants ne dépensent pas en frais d'uniformes, prière de verifier pour FATOU SAGNA et corriger ou confirmer avec le QG. Attention ! Le frais de scolarité (52000 Fcfa) de FATOU SAGNA en 3ème année de Primaire est relativement élevé par rapport aux autres frais de scolarités observés dans cette zone. Prière de corriger ou de confirmer avec le QG. Attention ! Le frais de scolarité (7000 Fcfa) de FATOU SAGNA en 3ème année de Primaire est relativement élevé par rapport aux autres frais de scolarités observés dans cette zone. Prière de corriger ou de confirmer avec le QG. </w:t>
         <w:br/>
-        <w:t xml:space="preserve">-  Incohérence ! seulement les écoles gouvermentales paient les cotisations (Gouvernement, communauté, ONG ou organisation humanitaire). veuillez, s'il vous plait, confirmer cette information de SEYNABOU SAGNA avec le QG ou apporter les corrections nécessaires. Dans les milieux urbains c'est peu probable de voir une école dont les élèves ou étudiants ne dépensent pas en frais d'uniformes, prière de verifier pour SEYNABOU SAGNA et corriger ou confirmer avec le QG. </w:t>
+        <w:t xml:space="preserve">-  Incohérence ! seulement les écoles gouvermentales paient les cotisations (Gouvernement, communauté, ONG ou organisation humanitaire). veuillez, s'il vous plait, confirmer cette information de SEYNABOU SAGNA avec le QG ou apporter les corrections nécessaires. Dans les milieux urbains c'est peu probable de voir une école dont les élèves ou étudiants ne dépensent pas en frais d'uniformes, prière de verifier pour SEYNABOU SAGNA et corriger ou confirmer avec le QG. Attention ! Le frais de scolarité (52000 Fcfa) de SEYNABOU SAGNA en 5ème année de Primaire est relativement élevé par rapport aux autres frais de scolarités observés dans cette zone. Prière de corriger ou de confirmer avec le QG. Attention ! Le frais de scolarité (7000 Fcfa) de SEYNABOU SAGNA en 5ème année de Primaire est relativement élevé par rapport aux autres frais de scolarités observés dans cette zone. Prière de corriger ou de confirmer avec le QG. </w:t>
         <w:br/>
         <w:t xml:space="preserve">- Peu probable! ALIOUNE DIALLO  n'arrive pas  à comprendre un petit texte lu dans une langue locale (s02q03). Veuillez corriger ou donner des explications au QG. Peu probable! ALIOUNE DIALLO  ne sait ni lire, ni écrire, ni comprendre dans aucune des langues  (s02q01,s02q02,s02q03). Veuillez corriger ou donner des explications au QG. </w:t>
         <w:br/>
@@ -2681,7 +2681,7 @@
         <w:rPr>
           <w:sz w:val="20"/>
         </w:rPr>
-        <w:t>- La dernière fois que vous avez acheté Noix de cola est offerte et semble exister dans les modalités, prière de prendre attache avec le QG pour plus d'explication afin de la classer bien. Attention ! Le prix unitaire d'achat (50 Fcfa) de Choux en Morceau (Portion) (Petit) est relativement faible par rapport aux autres prix observés dans cette zone. Prière de corriger ou de confirmer avec le QG. Avertissement!! La quantité (3.25 litre) du produit Huile de soja  consommée  par le ménage semble très élevé, prière de corriger ou confirmer avec le QG. Avertissement!! le prix unitaire (100 Fcfa) de Thé en sachet (unité: Sachets) de taille Petit est très faible ou élevé. Prière de corriger ou de confirmer avec le QG. Avertissement!!! Le ménage a consommé 22 Pièce Moyen de Capitaine frais, cette quantité semble anormale pour une consommation des 7 derniers jours.Prière de corriger ou de confirmer avec le QG. Difficile de consommer le Sel en Kg taille unique prière de verifier. Le prix d'achat unitaire (300 Fcfa) de Riz importé parfumé en Sac (50 Kg) de taille taille unique est très faible, prière de regarder les reponses prises dans les questions s07bq07a s07bq07b s07bq07c s07bq08 pour mieux corriger.</w:t>
+        <w:t>- La dernière fois que vous avez acheté Noix de cola est offerte et semble exister dans les modalités, prière de prendre attache avec le QG pour plus d'explication afin de la classer bien. Attention ! Le prix unitaire d'achat (50 Fcfa) de Choux en Morceau (Portion) (Petit) est relativement faible par rapport aux autres prix observés dans cette zone. Prière de corriger ou de confirmer avec le QG. Avertissement!! La quantité (3.25 litre) du produit Huile de soja  consommée  par le ménage semble très élevé, prière de corriger ou confirmer avec le QG. Avertissement!! le prix unitaire (100 Fcfa) de Thé en sachet (unité: Sachets) de taille Petit est très faible ou élevé. Prière de corriger ou de confirmer avec le QG. Avertissement!!! Le ménage a consommé 22 Pièce Moyen de Capitaine frais, cette quantité semble anormale pour une consommation des 7 derniers jours.Prière de corriger ou de confirmer avec le QG. Difficile de consommer le Sel en Kg taille unique prière de verifier. Le prix d'achat unitaire (300 Fcfa) de Riz importé parfumé en Sac (50 Kg) de taille taille unique est très faible, prière de regarder les reponses prises dans les questions s07bq07a s07bq07b s07bq07c s07bq08 pour mieux corriger. Attention ! Le prix unitaire d'achat (300 Fcfa) de Riz importé parfumé en Sac (50 Kg) (taille unique) est relativement faible par rapport aux autres prix observés dans cette zone. Prière de corriger ou de confirmer avec le QG.</w:t>
       </w:r>
     </w:p>
     <w:p>
@@ -3251,6 +3251,27 @@
           <w:color w:val="4672C4"/>
           <w:sz w:val="22"/>
         </w:rPr>
+        <w:t>&gt;&gt; Section12 - Actifs du menage</w:t>
+      </w:r>
+    </w:p>
+    <w:p>
+      <w:pPr>
+        <w:ind w:left="283"/>
+      </w:pPr>
+      <w:r>
+        <w:rPr>
+          <w:sz w:val="20"/>
+        </w:rPr>
+        <w:t>- Attention ! Antenne parabolique / décodeur a été revendu à 5000 Fcfa qui est relativement faible par rapport aux autres prix de revente observés dans cette zone. Prière de corriger ou de confirmer avec le QG.</w:t>
+      </w:r>
+    </w:p>
+    <w:p>
+      <w:r>
+        <w:rPr>
+          <w:b/>
+          <w:color w:val="4672C4"/>
+          <w:sz w:val="22"/>
+        </w:rPr>
         <w:t>&gt;&gt; Section16a - Champs et parcelles</w:t>
       </w:r>
     </w:p>
@@ -3598,7 +3619,7 @@
         <w:rPr>
           <w:sz w:val="20"/>
         </w:rPr>
-        <w:t>- Prière de renseigner toutes les informations du ménage dans la section 0 avant d'entamer les autres informations.</w:t>
+        <w:t>- Vous avez declaré que le questionnaire est complètement fini mais le questionnaire est en statut partiel, prière de mettre le questionnaire en statut complet s'il est fini.</w:t>
       </w:r>
     </w:p>
     <w:p>
@@ -3688,7 +3709,7 @@
         <w:rPr>
           <w:sz w:val="20"/>
         </w:rPr>
-        <w:t>- Attention ! Le nombre de jours que MARIAMA TOUPÉ DIALLO a travaillés par mois semble être inférieur à 15. Veuillez, s'il vous plaît, confirmer cette information.</w:t>
+        <w:t>- Attention ! Le nombre de jours que MARIAMA TOUPÉ DIALLO a travaillés par mois semble être inférieur à 15. Veuillez, s'il vous plaît, confirmer cette information. Avertissement!! Le montant de MARIAMA TOUPÉ DIALLO semble trop faible pour un revenu net gagné par an. Veuillez, s'il vous plaît, confirmer cette information avec le QG ou la corriger.</w:t>
       </w:r>
     </w:p>
     <w:p>
@@ -3709,28 +3730,7 @@
         <w:rPr>
           <w:sz w:val="20"/>
         </w:rPr>
-        <w:t>- Avertissement!! le prix unitaire (100 Fcfa) de Thé en sachet (unité: Sachets) de taille Moyen est très faible ou élevé. Prière de corriger ou de confirmer avec le QG. Avertissement!!!Le ménage a consommé 100 Morceau (Portion) de Petit de Poisson de mer séché (yayeboye)  ce qui semble incoherent pour une consommation aucours des 7 derniers jours, prière de verifier et corriger. Avertissement!!! Le ménage a consommé 100 Morceau (Portion) Petit de Poisson de mer séché (yayeboye), cette quantité semble anormale pour une consommation des 7 derniers jours.Prière de corriger ou de confirmer avec le QG. Le prix d'achat unitaire (1 Fcfa) de Poireau en Tas de taille Petit  est invraisemblable, prière de regarder les reponses prises dans les questions s07bq07a s07bq07b s07bq07c s07bq08 pour mieux corriger.</w:t>
-      </w:r>
-    </w:p>
-    <w:p>
-      <w:r>
-        <w:rPr>
-          <w:b/>
-          <w:color w:val="4672C4"/>
-          <w:sz w:val="22"/>
-        </w:rPr>
-        <w:t>&gt;&gt; Section10b - caracteristiques entreprise non agricole</w:t>
-      </w:r>
-    </w:p>
-    <w:p>
-      <w:pPr>
-        <w:ind w:left="283"/>
-      </w:pPr>
-      <w:r>
-        <w:rPr>
-          <w:sz w:val="20"/>
-        </w:rPr>
-        <w:t>- Prière de renseigner les montants dans les champs (s10q46 s10q47 s10q48 s10q49 s10q50 s10q51 s10q52 s10q53 s10q54 s10q55 s10q56 s10q57), mettre 0 si l'entreprise commerce de produits alimentaires n'a pas effectué des dépenses ou faire des reventes des marchandises ou des produits ou rendre de service.</w:t>
+        <w:t>- Attention ! Le prix unitaire d'achat (16.66667 Fcfa) de Poivre en Sachets (Petit) est relativement faible par rapport aux autres prix observés dans cette zone. Prière de corriger ou de confirmer avec le QG. Avertissement!! le prix unitaire (100 Fcfa) de Thé en sachet (unité: Sachets) de taille Moyen est très faible ou élevé. Prière de corriger ou de confirmer avec le QG. Avertissement!!!Le ménage a consommé 100 Morceau (Portion) de Petit de Poisson de mer séché (yayeboye)  ce qui semble incoherent pour une consommation aucours des 7 derniers jours, prière de verifier et corriger. Avertissement!!! Le ménage a consommé 100 Morceau (Portion) Petit de Poisson de mer séché (yayeboye), cette quantité semble anormale pour une consommation des 7 derniers jours.Prière de corriger ou de confirmer avec le QG. Le prix d'achat unitaire (1 Fcfa) de Poireau en Tas de taille Petit  est invraisemblable, prière de regarder les reponses prises dans les questions s07bq07a s07bq07b s07bq07c s07bq08 pour mieux corriger. Attention ! Le prix unitaire d'achat (1 Fcfa) de Poireau en Tas (Petit) est relativement faible par rapport aux autres prix observés dans cette zone. Prière de corriger ou de confirmer avec le QG.</w:t>
       </w:r>
     </w:p>
     <w:p>
@@ -4223,7 +4223,7 @@
         <w:rPr>
           <w:sz w:val="20"/>
         </w:rPr>
-        <w:t>- Attention ! Le prix unitaire d'achat (50 Fcfa) de Carotte en Pièce (Moyen) est relativement faible par rapport aux autres prix observés dans cette zone. Prière de corriger ou de confirmer avec le QG. Attention ! Le prix unitaire d'achat (50 Fcfa) de Choux en Morceau (Portion) (Moyen) est relativement faible par rapport aux autres prix observés dans cette zone. Prière de corriger ou de confirmer avec le QG. Attention ! Soupçons de quantité anormale! Le ménage de MAMADOU DEMBELE avec une taille de 7 personnes a consommé 11 Sachets en Petit de Pâte d'arachide qui est relativement élevé comme consommation par rapport à la condition de vie des autres ménages de même taille dans cette zone. Prière de corriger ou de confirmer avec le QG. Attention ! Soupçons de quantité anormale! Le ménage de MAMADOU DEMBELE avec une taille de 7 personnes a consommé 18 Cube en Moyen de Cube alimentaire (Maggi, Jumbo, ) qui est relativement élevé comme consommation par rapport à la condition de vie des autres ménages de même taille dans cette zone. Prière de corriger ou de confirmer avec le QG. Avertissement!! le prix unitaire (100 Fcfa) de Thé en sachet (unité: Sachets) de taille Petit est très faible ou élevé. Prière de corriger ou de confirmer avec le QG. Avertissement!!! Le ménage a consommé 12 Sachets Petit de Sucre en poudre , cette quantité semble anormale pour une consommation des 7 derniers jours.Prière de corriger ou de confirmer avec le QG. Incohérence!! Dans ce ménage, chaque individus consomme par jour .9693877 Kg  de cereale; Prière de revoir les quantités prises de ces produits. Le prix d'achat unitaire (133.3333 Fcfa) de Sel en Kg de taille  taille unique  est très faible, prière de regarder les reponses prises dans les questions s07bq07a s07bq07b s07bq07c s07bq08 pour mieux corriger. Difficile de consommer le Sel en Kg taille unique prière de verifier.</w:t>
+        <w:t>- Attention ! Le prix unitaire d'achat (10 Fcfa) de Tomate fraîche en Tas (Petit) est relativement faible par rapport aux autres prix observés dans cette zone. Prière de corriger ou de confirmer avec le QG. Attention ! Le prix unitaire d'achat (50 Fcfa) de Carotte en Pièce (Moyen) est relativement faible par rapport aux autres prix observés dans cette zone. Prière de corriger ou de confirmer avec le QG. Attention ! Le prix unitaire d'achat (50 Fcfa) de Choux en Morceau (Portion) (Moyen) est relativement faible par rapport aux autres prix observés dans cette zone. Prière de corriger ou de confirmer avec le QG. Attention ! Soupçons de quantité anormale! Le ménage de MAMADOU DEMBELE avec une taille de 7 personnes a consommé 11 Sachets en Petit de Pâte d'arachide qui est relativement élevé comme consommation par rapport à la condition de vie des autres ménages de même taille dans cette zone. Prière de corriger ou de confirmer avec le QG. Attention ! Soupçons de quantité anormale! Le ménage de MAMADOU DEMBELE avec une taille de 7 personnes a consommé 18 Cube en Moyen de Cube alimentaire (Maggi, Jumbo, ) qui est relativement élevé comme consommation par rapport à la condition de vie des autres ménages de même taille dans cette zone. Prière de corriger ou de confirmer avec le QG. Avertissement!! le prix unitaire (100 Fcfa) de Thé en sachet (unité: Sachets) de taille Petit est très faible ou élevé. Prière de corriger ou de confirmer avec le QG. Avertissement!!! Le ménage a consommé 12 Sachets Petit de Sucre en poudre , cette quantité semble anormale pour une consommation des 7 derniers jours.Prière de corriger ou de confirmer avec le QG. Incohérence!! Dans ce ménage, chaque individus consomme par jour 1.040816 Kg  de cereale; Prière de revoir les quantités prises de ces produits. Le prix d'achat unitaire (133.3333 Fcfa) de Sel en Kg de taille  taille unique  est très faible, prière de regarder les reponses prises dans les questions s07bq07a s07bq07b s07bq07c s07bq08 pour mieux corriger. Difficile de consommer le Sel en Kg taille unique prière de verifier.</w:t>
       </w:r>
     </w:p>
     <w:p>
@@ -4750,7 +4750,7 @@
         <w:rPr>
           <w:sz w:val="20"/>
         </w:rPr>
-        <w:t xml:space="preserve">- Peu probable! Diébou Diao  n'arrive pas  à comprendre un petit texte lu dans une langue locale (s02q03). Veuillez corriger ou donner des explications au QG. Le montant des frais pour les cahiers et autres matériels scolaires pour l'année scolaire de Diébou Diao est de 0 FCFA, Diébou Diao a fait comment pour payer ces cahiers et autres matériels scolaires (SAC, stylo, craie, ardoise, crayon...) ? prière de corriger. Dans les milieux urbains c'est peu probable de voir une école dont les élèves ou étudiants ne dépensent pas en frais d'uniformes, prière de verifier pour Diébou Diao et corriger ou confirmer avec le QG. </w:t>
+        <w:t xml:space="preserve">- Peu probable! Diébou Diao  n'arrive pas  à comprendre un petit texte lu dans une langue locale (s02q03). Veuillez corriger ou donner des explications au QG. Le montant des frais pour les cahiers et autres matériels scolaires pour l'année scolaire de Diébou Diao est de 0 FCFA, Diébou Diao a fait comment pour payer ces cahiers et autres matériels scolaires (SAC, stylo, craie, ardoise, crayon...) ? prière de corriger. Dans les milieux urbains c'est peu probable de voir une école dont les élèves ou étudiants ne dépensent pas en frais d'uniformes, prière de verifier pour Diébou Diao et corriger ou confirmer avec le QG. Attention ! Le frais de scolarité (10000 Fcfa) de Diébou Diao en 1ére année de Secondaire 1 (Moyen) Général est relativement élevé par rapport aux autres frais de scolarités observés dans cette zone. Prière de corriger ou de confirmer avec le QG. </w:t>
         <w:br/>
         <w:t xml:space="preserve">- Peu probable! Fatou Kandé  n'arrive pas  à comprendre un petit texte lu dans une langue locale (s02q03). Veuillez corriger ou donner des explications au QG. Peu probable! Fatou Kandé  ne sait ni lire, ni écrire, ni comprendre dans aucune des langues  (s02q01,s02q02,s02q03). Veuillez corriger ou donner des explications au QG. </w:t>
         <w:br/>
@@ -4760,7 +4760,7 @@
         <w:br/>
         <w:t xml:space="preserve">- Peu probable! Ousmane Mballo  n'arrive pas  à comprendre un petit texte lu dans une langue locale (s02q03). Veuillez corriger ou donner des explications au QG. Dans les milieux urbains c'est peu probable de voir une école dont les élèves ou étudiants ne dépensent pas en frais d'uniformes, prière de verifier pour Ousmane Mballo et corriger ou confirmer avec le QG. </w:t>
         <w:br/>
-        <w:t>- Peu probable! Salimatou Mballo  n'arrive pas  à comprendre un petit texte lu dans une langue locale (s02q03). Veuillez corriger ou donner des explications au QG.  Incohérence ! le montant payé de Salimatou Mballo pour la cotisation est très faible . veuillez, s'il vous plait, confirmer ces informations avec le QG ou apporter les corrections nécessaires.</w:t>
+        <w:t>- Peu probable! Salimatou Mballo  n'arrive pas  à comprendre un petit texte lu dans une langue locale (s02q03). Veuillez corriger ou donner des explications au QG.  Incohérence ! le montant payé de Salimatou Mballo pour la cotisation est très faible . veuillez, s'il vous plait, confirmer ces informations avec le QG ou apporter les corrections nécessaires. Attention ! Le frais de scolarité (200 Fcfa) de Salimatou Mballo en 2ème année de Secondaire 2 Général est relativement faible par rapport aux autres frais de scolarités observés dans cette zone. Prière de corriger ou de confirmer avec le QG.</w:t>
       </w:r>
     </w:p>
     <w:p>
@@ -4852,7 +4852,7 @@
         <w:rPr>
           <w:sz w:val="20"/>
         </w:rPr>
-        <w:t>- La dernière fois que vous avez acheté Jus de fruits type 1 (orange, ananas, bissap, gingembre, jus de cajou, etc.) est maison voisine et semble exister dans les modalités, prière de prendre attache avec le QG pour plus d'explication afin de la classer bien. Attention ! Le prix unitaire d'achat (100 Fcfa) de Poivron frais en Pièce (Petit) est relativement élevé par rapport aux autres prix observés dans cette zone. Prière de corriger ou de confirmer avec le QG. Avertissement!! La quantité (4.5 litre) du produit Huile de soja  consommée  par le ménage semble très élevé, prière de corriger ou confirmer avec le QG. Attention ! Le prix unitaire d'achat (500 Fcfa) de Huile de soja  en Litre (taille unique) est relativement faible par rapport aux autres prix observés dans cette zone. Prière de corriger ou de confirmer avec le QG. Attention ! Soupçons de quantité anormale! Le ménage de Kady Diao avec une taille de 6 personnes a consommé 4.5 Litre en taille unique de Huile de soja  qui est relativement élevé comme consommation par rapport à la condition de vie des autres ménages de même taille dans cette zone. Prière de corriger ou de confirmer avec le QG. Avertissement!! le prix unitaire (150 Fcfa) de Thé en sachet (unité: Sachets) de taille Petit est très faible ou élevé. Prière de corriger ou de confirmer avec le QG. Attention ! Le prix unitaire d'achat (150 Fcfa) de Thé en sachet en Sachets (Petit) est relativement élevé par rapport aux autres prix observés dans cette zone. Prière de corriger ou de confirmer avec le QG. Incohérence!! Dans ce ménage, chaque individus consomme par jour 2.702381 Kg  de cereale; Prière de revoir les quantités prises de ces produits.</w:t>
+        <w:t>- La dernière fois que vous avez acheté Jus de fruits type 1 (orange, ananas, bissap, gingembre, jus de cajou, etc.) est maison voisine et semble exister dans les modalités, prière de prendre attache avec le QG pour plus d'explication afin de la classer bien. Attention ! Le prix unitaire d'achat (100 Fcfa) de Poivron frais en Pièce (Petit) est relativement élevé par rapport aux autres prix observés dans cette zone. Prière de corriger ou de confirmer avec le QG. Avertissement!! La quantité (4.5 litre) du produit Huile de soja  consommée  par le ménage semble très élevé, prière de corriger ou confirmer avec le QG. Attention ! Le prix unitaire d'achat (500 Fcfa) de Huile de soja  en Litre (taille unique) est relativement faible par rapport aux autres prix observés dans cette zone. Prière de corriger ou de confirmer avec le QG. Attention ! Soupçons de quantité anormale! Le ménage de Kady Diao avec une taille de 6 personnes a consommé 4.5 Litre en taille unique de Huile de soja  qui est relativement élevé comme consommation par rapport à la condition de vie des autres ménages de même taille dans cette zone. Prière de corriger ou de confirmer avec le QG. Avertissement!! le prix unitaire (150 Fcfa) de Thé en sachet (unité: Sachets) de taille Petit est très faible ou élevé. Prière de corriger ou de confirmer avec le QG. Attention ! Le prix unitaire d'achat (150 Fcfa) de Thé en sachet en Sachets (Petit) est relativement élevé par rapport aux autres prix observés dans cette zone. Prière de corriger ou de confirmer avec le QG. Incohérence!! Dans ce ménage, chaque individus consomme par jour 3.470238 Kg  de cereale; Prière de revoir les quantités prises de ces produits.</w:t>
       </w:r>
     </w:p>
     <w:p>
@@ -5434,7 +5434,7 @@
         <w:rPr>
           <w:sz w:val="20"/>
         </w:rPr>
-        <w:t>- La dernière fois que vous avez acheté Jus de fruits type 1 (orange, ananas, bissap, gingembre, jus de cajou, etc.) est concession voisine et semble exister dans les modalités, prière de prendre attache avec le QG pour plus d'explication afin de la classer bien. Attention ! Le prix unitaire d'achat (1000 Fcfa) de Capitaine frais en Tas (Petit) est relativement élevé par rapport aux autres prix observés dans cette zone. Prière de corriger ou de confirmer avec le QG. Attention ! Le prix unitaire d'achat (1000 Fcfa) de Orange  en Tas (Moyen) est relativement élevé par rapport aux autres prix observés dans cette zone. Prière de corriger ou de confirmer avec le QG. Attention ! Le prix unitaire d'achat (200 Fcfa) de Concentré de tomate en Sachets (Petit) est relativement élevé par rapport aux autres prix observés dans cette zone. Prière de corriger ou de confirmer avec le QG. Attention ! Le prix unitaire d'achat (500 Fcfa) de Tomate fraîche en Tas (Moyen) est relativement élevé par rapport aux autres prix observés dans cette zone. Prière de corriger ou de confirmer avec le QG. Avertissement!! le prix unitaire (150 Fcfa) de Thé en sachet (unité: Sachets) de taille Petit est très faible ou élevé. Prière de corriger ou de confirmer avec le QG. Attention ! Le prix unitaire d'achat (150 Fcfa) de Thé en sachet en Sachets (Petit) est relativement élevé par rapport aux autres prix observés dans cette zone. Prière de corriger ou de confirmer avec le QG. Le prix d'achat unitaire (116.6667 Fcfa) de Mil en Kg de taille  taille unique  est très faible, prière de regarder les reponses prises dans les questions s07bq07a s07bq07b s07bq07c s07bq08 pour mieux corriger.</w:t>
+        <w:t>- La dernière fois que vous avez acheté Jus de fruits type 1 (orange, ananas, bissap, gingembre, jus de cajou, etc.) est concession voisine et semble exister dans les modalités, prière de prendre attache avec le QG pour plus d'explication afin de la classer bien. Attention ! Le prix unitaire d'achat (1000 Fcfa) de Capitaine frais en Tas (Petit) est relativement élevé par rapport aux autres prix observés dans cette zone. Prière de corriger ou de confirmer avec le QG. Attention ! Le prix unitaire d'achat (1000 Fcfa) de Orange  en Tas (Moyen) est relativement élevé par rapport aux autres prix observés dans cette zone. Prière de corriger ou de confirmer avec le QG. Attention ! Le prix unitaire d'achat (150 Fcfa) de Silure séché en Morceau (Portion) (Petit) est relativement élevé par rapport aux autres prix observés dans cette zone. Prière de corriger ou de confirmer avec le QG. Attention ! Le prix unitaire d'achat (150 Fcfa) de Œufs frais en Pièce (taille unique) est relativement élevé par rapport aux autres prix observés dans cette zone. Prière de corriger ou de confirmer avec le QG. Attention ! Le prix unitaire d'achat (200 Fcfa) de Concentré de tomate en Sachets (Petit) est relativement élevé par rapport aux autres prix observés dans cette zone. Prière de corriger ou de confirmer avec le QG. Attention ! Le prix unitaire d'achat (200 Fcfa) de Feuilles de  Haricot en Tas (Moyen) est relativement élevé par rapport aux autres prix observés dans cette zone. Prière de corriger ou de confirmer avec le QG. Attention ! Le prix unitaire d'achat (50 Fcfa) de Mayonnaise en Sachets (Petit) est relativement faible par rapport aux autres prix observés dans cette zone. Prière de corriger ou de confirmer avec le QG. Attention ! Le prix unitaire d'achat (500 Fcfa) de Huile de palme brute en Sachets (Moyen) est relativement élevé par rapport aux autres prix observés dans cette zone. Prière de corriger ou de confirmer avec le QG. Attention ! Le prix unitaire d'achat (500 Fcfa) de Tomate fraîche en Tas (Moyen) est relativement élevé par rapport aux autres prix observés dans cette zone. Prière de corriger ou de confirmer avec le QG. Attention ! Le prix unitaire d'achat (700 Fcfa) de Pâte d'arachide en Sachets (Moyen) est relativement élevé par rapport aux autres prix observés dans cette zone. Prière de corriger ou de confirmer avec le QG. Avertissement!! le prix unitaire (150 Fcfa) de Thé en sachet (unité: Sachets) de taille Petit est très faible ou élevé. Prière de corriger ou de confirmer avec le QG. Attention ! Le prix unitaire d'achat (150 Fcfa) de Thé en sachet en Sachets (Petit) est relativement élevé par rapport aux autres prix observés dans cette zone. Prière de corriger ou de confirmer avec le QG. Le prix d'achat unitaire (116.6667 Fcfa) de Mil en Kg de taille  taille unique  est très faible, prière de regarder les reponses prises dans les questions s07bq07a s07bq07b s07bq07c s07bq08 pour mieux corriger.</w:t>
       </w:r>
     </w:p>
     <w:p>
@@ -6014,7 +6014,7 @@
         <w:rPr>
           <w:sz w:val="20"/>
         </w:rPr>
-        <w:t>- La dernière fois que vous avez acheté Jus de fruits type 1 (orange, ananas, bissap, gingembre, jus de cajou, etc.) est Maison voisine et semble exister dans les modalités, prière de prendre attache avec le QG pour plus d'explication afin de la classer bien. Attention ! Le prix unitaire d'achat (100 Fcfa) de Ail en Sachets (Petit) est relativement élevé par rapport aux autres prix observés dans cette zone. Prière de corriger ou de confirmer avec le QG. Attention ! Le prix unitaire d'achat (100 Fcfa) de Poivron frais en Pièce (Petit) est relativement élevé par rapport aux autres prix observés dans cette zone. Prière de corriger ou de confirmer avec le QG. Avertissement!! le prix unitaire (150 Fcfa) de Thé en sachet (unité: Sachets) de taille Petit est très faible ou élevé. Prière de corriger ou de confirmer avec le QG. Attention ! Le prix unitaire d'achat (150 Fcfa) de Thé en sachet en Sachets (Petit) est relativement élevé par rapport aux autres prix observés dans cette zone. Prière de corriger ou de confirmer avec le QG. Incohérence!! Dans ce ménage, chaque individus consomme par jour .5285714 Kg  de cereale; Prière de revoir les quantités prises de ces produits. Le prix d'achat unitaire (1500 Fcfa) de Fonio en Kg de taille taille unique semble élevé, prière de regarder les reponses prises dans les questions s07bq07a s07bq07b s07bq07c s07bq08 pour mieux corriger.</w:t>
+        <w:t>- La dernière fois que vous avez acheté Jus de fruits type 1 (orange, ananas, bissap, gingembre, jus de cajou, etc.) est Maison voisine et semble exister dans les modalités, prière de prendre attache avec le QG pour plus d'explication afin de la classer bien. Attention ! Le prix unitaire d'achat (100 Fcfa) de Ail en Sachets (Petit) est relativement élevé par rapport aux autres prix observés dans cette zone. Prière de corriger ou de confirmer avec le QG. Attention ! Le prix unitaire d'achat (100 Fcfa) de Aubergine sauvage  en Pièce (Petit) est relativement élevé par rapport aux autres prix observés dans cette zone. Prière de corriger ou de confirmer avec le QG. Attention ! Le prix unitaire d'achat (100 Fcfa) de Poivron frais en Pièce (Petit) est relativement élevé par rapport aux autres prix observés dans cette zone. Prière de corriger ou de confirmer avec le QG. Attention ! Le prix unitaire d'achat (200 Fcfa) de Lait caillé en Sachets (Petit) est relativement élevé par rapport aux autres prix observés dans cette zone. Prière de corriger ou de confirmer avec le QG. Attention ! Le prix unitaire d'achat (200 Fcfa) de Orange  en Pièce (Moyen) est relativement élevé par rapport aux autres prix observés dans cette zone. Prière de corriger ou de confirmer avec le QG. Attention ! Le prix unitaire d'achat (500 Fcfa) de Arachides pilées en Sachets (Moyen) est relativement élevé par rapport aux autres prix observés dans cette zone. Prière de corriger ou de confirmer avec le QG. Avertissement!! le prix unitaire (150 Fcfa) de Thé en sachet (unité: Sachets) de taille Petit est très faible ou élevé. Prière de corriger ou de confirmer avec le QG. Attention ! Le prix unitaire d'achat (150 Fcfa) de Thé en sachet en Sachets (Petit) est relativement élevé par rapport aux autres prix observés dans cette zone. Prière de corriger ou de confirmer avec le QG. Incohérence!! Dans ce ménage, chaque individus consomme par jour .5285714 Kg  de cereale; Prière de revoir les quantités prises de ces produits. Le prix d'achat unitaire (1500 Fcfa) de Fonio en Kg de taille taille unique semble élevé, prière de regarder les reponses prises dans les questions s07bq07a s07bq07b s07bq07c s07bq08 pour mieux corriger.</w:t>
       </w:r>
     </w:p>
     <w:p>
@@ -6904,11 +6904,11 @@
         <w:br/>
         <w:t xml:space="preserve">- Peu probable! Aicha Kandé  n'arrive pas  à comprendre un petit texte lu dans une langue locale (s02q03). Veuillez corriger ou donner des explications au QG. </w:t>
         <w:br/>
-        <w:t xml:space="preserve">- Peu probable! Bothié Diao  n'arrive pas  à comprendre un petit texte lu dans une langue locale (s02q03). Veuillez corriger ou donner des explications au QG.  Incohérence ! seulement les écoles gouvermentales paient les cotisations (Gouvernement, communauté, ONG ou organisation humanitaire). veuillez, s'il vous plait, confirmer cette information de Bothié Diao avec le QG ou apporter les corrections nécessaires. Le montant des frais pour les cahiers et autres matériels scolaires pour l'année scolaire de Bothié Diao est faible ou élevé, veuillez, s'il vous plait, confirmer ces informations avec le QG ou apporter les corrections nécessaires. Dans les milieux urbains c'est peu probable de voir une école dont les élèves ou étudiants ne dépensent pas en frais d'uniformes, prière de verifier pour Bothié Diao et corriger ou confirmer avec le QG. </w:t>
+        <w:t xml:space="preserve">- Peu probable! Bothié Diao  n'arrive pas  à comprendre un petit texte lu dans une langue locale (s02q03). Veuillez corriger ou donner des explications au QG.  Incohérence ! seulement les écoles gouvermentales paient les cotisations (Gouvernement, communauté, ONG ou organisation humanitaire). veuillez, s'il vous plait, confirmer cette information de Bothié Diao avec le QG ou apporter les corrections nécessaires. Le montant des frais pour les cahiers et autres matériels scolaires pour l'année scolaire de Bothié Diao est faible ou élevé, veuillez, s'il vous plait, confirmer ces informations avec le QG ou apporter les corrections nécessaires. Dans les milieux urbains c'est peu probable de voir une école dont les élèves ou étudiants ne dépensent pas en frais d'uniformes, prière de verifier pour Bothié Diao et corriger ou confirmer avec le QG. Attention ! Le frais de scolarité (25000 Fcfa) de Bothié Diao en 1ére année de Secondaire 2 Général est relativement élevé par rapport aux autres frais de scolarités observés dans cette zone. Prière de corriger ou de confirmer avec le QG. </w:t>
         <w:br/>
         <w:t xml:space="preserve">- Peu probable! Diéynaba Kandé  n'arrive pas  à comprendre un petit texte lu dans une langue locale (s02q03). Veuillez corriger ou donner des explications au QG. </w:t>
         <w:br/>
-        <w:t xml:space="preserve">- Peu probable! Elhadj Amba Diao  n'arrive pas  à comprendre un petit texte lu dans une langue locale (s02q03). Veuillez corriger ou donner des explications au QG.  Incohérence ! seulement les écoles gouvermentales paient les cotisations (Gouvernement, communauté, ONG ou organisation humanitaire). veuillez, s'il vous plait, confirmer cette information de Elhadj Amba Diao avec le QG ou apporter les corrections nécessaires. </w:t>
+        <w:t xml:space="preserve">- Peu probable! Elhadj Amba Diao  n'arrive pas  à comprendre un petit texte lu dans une langue locale (s02q03). Veuillez corriger ou donner des explications au QG.  Incohérence ! seulement les écoles gouvermentales paient les cotisations (Gouvernement, communauté, ONG ou organisation humanitaire). veuillez, s'il vous plait, confirmer cette information de Elhadj Amba Diao avec le QG ou apporter les corrections nécessaires. Attention ! Le frais de scolarité (3000 Fcfa) de Elhadj Amba Diao en 2ème année de Secondaire 2 Général est relativement élevé par rapport aux autres frais de scolarités observés dans cette zone. Prière de corriger ou de confirmer avec le QG. </w:t>
         <w:br/>
         <w:t xml:space="preserve">- Peu probable! Faye Kandé  n'arrive pas  à comprendre un petit texte lu dans une langue locale (s02q03). Veuillez corriger ou donner des explications au QG. Dans les milieux urbains c'est peu probable de voir une école dont les élèves ou étudiants ne dépensent pas en frais d'uniformes, prière de verifier pour Faye Kandé et corriger ou confirmer avec le QG. </w:t>
         <w:br/>
@@ -7010,7 +7010,7 @@
         <w:rPr>
           <w:sz w:val="20"/>
         </w:rPr>
-        <w:t>- Attention ! Le prix unitaire d'achat (200 Fcfa) de Gombo frais en Tas (Petit) est relativement élevé par rapport aux autres prix observés dans cette zone. Prière de corriger ou de confirmer avec le QG. Attention ! Le prix unitaire d'achat (300 Fcfa) de Pâte d'arachide en Sachets (Petit) est relativement élevé par rapport aux autres prix observés dans cette zone. Prière de corriger ou de confirmer avec le QG. Attention ! Le prix unitaire d'achat (600 Fcfa) de Boissons gazeuses (Coca, Fanta, Vimto, Sprite, etc.) en Bouteille 1l (taille unique) est relativement faible par rapport aux autres prix observés dans cette zone. Prière de corriger ou de confirmer avec le QG. Attention ! Le prix unitaire d'achat (66.66666 Fcfa) de Oignon frais en Pièce (Petit) est relativement élevé par rapport aux autres prix observés dans cette zone. Prière de corriger ou de confirmer avec le QG. Attention ! Le prix unitaire d'achat (75 Fcfa) de Poivron frais en Pièce (Petit) est relativement élevé par rapport aux autres prix observés dans cette zone. Prière de corriger ou de confirmer avec le QG. Avertissement!! La quantité (3.5 litre) du produit Huile de soja  consommée  par le ménage semble très élevé, prière de corriger ou confirmer avec le QG. Avertissement!! le prix unitaire (125 Fcfa) de Thé en sachet (unité: Sachets) de taille Petit est très faible ou élevé. Prière de corriger ou de confirmer avec le QG. Attention ! Le prix unitaire d'achat (125 Fcfa) de Thé en sachet en Sachets (Petit) est relativement élevé par rapport aux autres prix observés dans cette zone. Prière de corriger ou de confirmer avec le QG. Avertissement!!! Le ménage a consommé 14 Cuillère Petit de Chocolat pâte à tartiner, cette quantité semble anormale pour une consommation des 7 derniers jours.Prière de corriger ou de confirmer avec le QG. Incohérence!! Dans ce ménage, chaque individus consomme par jour .6326531 Kg  de cereale; Prière de revoir les quantités prises de ces produits.</w:t>
+        <w:t>- Attention ! Le prix unitaire d'achat (100 Fcfa) de Aubergine sauvage  en Pièce (Petit) est relativement élevé par rapport aux autres prix observés dans cette zone. Prière de corriger ou de confirmer avec le QG. Attention ! Le prix unitaire d'achat (200 Fcfa) de Gombo frais en Tas (Petit) est relativement élevé par rapport aux autres prix observés dans cette zone. Prière de corriger ou de confirmer avec le QG. Attention ! Le prix unitaire d'achat (600 Fcfa) de Boissons gazeuses (Coca, Fanta, Vimto, Sprite, etc.) en Bouteille 1l (taille unique) est relativement faible par rapport aux autres prix observés dans cette zone. Prière de corriger ou de confirmer avec le QG. Attention ! Le prix unitaire d'achat (66.66666 Fcfa) de Oignon frais en Pièce (Petit) est relativement élevé par rapport aux autres prix observés dans cette zone. Prière de corriger ou de confirmer avec le QG. Attention ! Le prix unitaire d'achat (75 Fcfa) de Poivron frais en Pièce (Petit) est relativement élevé par rapport aux autres prix observés dans cette zone. Prière de corriger ou de confirmer avec le QG. Avertissement!! La quantité (3.5 litre) du produit Huile de soja  consommée  par le ménage semble très élevé, prière de corriger ou confirmer avec le QG. Avertissement!! le prix unitaire (125 Fcfa) de Thé en sachet (unité: Sachets) de taille Petit est très faible ou élevé. Prière de corriger ou de confirmer avec le QG. Attention ! Le prix unitaire d'achat (125 Fcfa) de Thé en sachet en Sachets (Petit) est relativement élevé par rapport aux autres prix observés dans cette zone. Prière de corriger ou de confirmer avec le QG. Avertissement!!! Le ménage a consommé 14 Cuillère Petit de Chocolat pâte à tartiner, cette quantité semble anormale pour une consommation des 7 derniers jours.Prière de corriger ou de confirmer avec le QG. Incohérence!! Dans ce ménage, chaque individus consomme par jour 1.239796 Kg  de cereale; Prière de revoir les quantités prises de ces produits.</w:t>
       </w:r>
     </w:p>
     <w:p>
